--- a/00-首页/题组Word/第二轮习题集/第二轮习题集-化学原理I-学生版.docx
+++ b/00-首页/题组Word/第二轮习题集/第二轮习题集-化学原理I-学生版.docx
@@ -706,6 +706,31 @@
         </m:oMath>
       </m:oMathPara>
     </w:p>
+    <w:p>
+      <w:pPr>
+        <w:spacing w:before="0" w:after="0"/>
+      </w:pPr>
+    </w:p>
+    <w:p>
+      <w:pPr>
+        <w:spacing w:before="0" w:after="0"/>
+      </w:pPr>
+    </w:p>
+    <w:p>
+      <w:pPr>
+        <w:spacing w:before="0" w:after="0"/>
+      </w:pPr>
+    </w:p>
+    <w:p>
+      <w:pPr>
+        <w:spacing w:before="0" w:after="0"/>
+      </w:pPr>
+    </w:p>
+    <w:p>
+      <w:pPr>
+        <w:spacing w:before="0" w:after="0"/>
+      </w:pPr>
+    </w:p>
     <w:bookmarkEnd w:id="10"/>
     <w:bookmarkStart w:id="11" w:name="第-2-题"/>
     <w:p>
@@ -768,6 +793,8 @@
           <w:ilvl w:val="0"/>
           <w:numId w:val="1001"/>
         </w:numPr>
+        <w:ind w:left="480" w:hanging="480"/>
+        <w:spacing w:after="0"/>
       </w:pPr>
       <w:r>
         <w:rPr>
@@ -985,12 +1012,84 @@
         </w:rPr>
         <w:t xml:space="preserve"> </w:t>
       </w:r>
-      <w:r>
-        <w:rPr>
-          <w:rFonts w:ascii="Times New Roman" w:hAnsi="Times New Roman" w:eastAsia="Times New Roman" w:cs="Times New Roman"/>
-        </w:rPr>
-        <w:t xml:space="preserve">A. m-n B. m-3n C. n-m D. 3n-m</w:t>
-      </w:r>
+    </w:p>
+    <w:p>
+      <w:pPr>
+        <w:pStyle w:val="Compact"/>
+        <w:numPr>
+          <w:ilvl w:val="0"/>
+          <w:numId w:val="1001"/>
+        </w:numPr>
+        <w:ind w:left="480" w:hanging="480"/>
+        <w:spacing w:before="0" w:after="0"/>
+      </w:pPr>
+      <w:r>
+        <w:rPr>
+          <w:rFonts w:ascii="Times New Roman" w:hAnsi="Times New Roman" w:eastAsia="Times New Roman" w:cs="Times New Roman"/>
+        </w:rPr>
+        <w:t xml:space="preserve">A. m-n </w:t>
+      </w:r>
+    </w:p>
+    <w:p>
+      <w:pPr>
+        <w:pStyle w:val="Compact"/>
+        <w:numPr>
+          <w:ilvl w:val="0"/>
+          <w:numId w:val="1001"/>
+        </w:numPr>
+        <w:ind w:left="480" w:hanging="480"/>
+        <w:spacing w:before="0" w:after="0"/>
+      </w:pPr>
+      <w:r>
+        <w:rPr>
+          <w:rFonts w:ascii="Times New Roman" w:hAnsi="Times New Roman" w:eastAsia="Times New Roman" w:cs="Times New Roman"/>
+        </w:rPr>
+        <w:t xml:space="preserve">B. m-3n </w:t>
+      </w:r>
+    </w:p>
+    <w:p>
+      <w:pPr>
+        <w:pStyle w:val="Compact"/>
+        <w:numPr>
+          <w:ilvl w:val="0"/>
+          <w:numId w:val="1001"/>
+        </w:numPr>
+        <w:ind w:left="480" w:hanging="480"/>
+        <w:spacing w:before="0" w:after="0"/>
+      </w:pPr>
+      <w:r>
+        <w:rPr>
+          <w:rFonts w:ascii="Times New Roman" w:hAnsi="Times New Roman" w:eastAsia="Times New Roman" w:cs="Times New Roman"/>
+        </w:rPr>
+        <w:t xml:space="preserve">C. n-m </w:t>
+      </w:r>
+    </w:p>
+    <w:p>
+      <w:pPr>
+        <w:pStyle w:val="Compact"/>
+        <w:numPr>
+          <w:ilvl w:val="0"/>
+          <w:numId w:val="1001"/>
+        </w:numPr>
+        <w:ind w:left="480" w:hanging="480"/>
+        <w:spacing w:before="0" w:after="36"/>
+      </w:pPr>
+      <w:r>
+        <w:rPr>
+          <w:rFonts w:ascii="Times New Roman" w:hAnsi="Times New Roman" w:eastAsia="Times New Roman" w:cs="Times New Roman"/>
+        </w:rPr>
+        <w:t xml:space="preserve">D. 3n-m</w:t>
+      </w:r>
+    </w:p>
+    <w:p>
+      <w:pPr>
+        <w:spacing w:before="0" w:after="0"/>
+      </w:pPr>
+    </w:p>
+    <w:p>
+      <w:pPr>
+        <w:spacing w:before="0" w:after="0"/>
+      </w:pPr>
     </w:p>
     <w:bookmarkEnd w:id="11"/>
     <w:bookmarkStart w:id="12" w:name="第-3-题"/>
@@ -1430,6 +1529,21 @@
         </w:rPr>
         <w:t>。</w:t>
       </w:r>
+    </w:p>
+    <w:p>
+      <w:pPr>
+        <w:spacing w:before="0" w:after="0"/>
+      </w:pPr>
+    </w:p>
+    <w:p>
+      <w:pPr>
+        <w:spacing w:before="0" w:after="0"/>
+      </w:pPr>
+    </w:p>
+    <w:p>
+      <w:pPr>
+        <w:spacing w:before="0" w:after="0"/>
+      </w:pPr>
     </w:p>
     <w:bookmarkEnd w:id="12"/>
     <w:bookmarkStart w:id="13" w:name="第-4-题"/>
@@ -2319,6 +2433,31 @@
         </m:r>
       </m:oMath>
     </w:p>
+    <w:p>
+      <w:pPr>
+        <w:spacing w:before="0" w:after="0"/>
+      </w:pPr>
+    </w:p>
+    <w:p>
+      <w:pPr>
+        <w:spacing w:before="0" w:after="0"/>
+      </w:pPr>
+    </w:p>
+    <w:p>
+      <w:pPr>
+        <w:spacing w:before="0" w:after="0"/>
+      </w:pPr>
+    </w:p>
+    <w:p>
+      <w:pPr>
+        <w:spacing w:before="0" w:after="0"/>
+      </w:pPr>
+    </w:p>
+    <w:p>
+      <w:pPr>
+        <w:spacing w:before="0" w:after="0"/>
+      </w:pPr>
+    </w:p>
     <w:bookmarkEnd w:id="13"/>
     <w:bookmarkStart w:id="14" w:name="第-5-题"/>
     <w:p>
@@ -2677,6 +2816,31 @@
         <w:t xml:space="preserve">。）</w:t>
       </w:r>
     </w:p>
+    <w:p>
+      <w:pPr>
+        <w:spacing w:before="0" w:after="0"/>
+      </w:pPr>
+    </w:p>
+    <w:p>
+      <w:pPr>
+        <w:spacing w:before="0" w:after="0"/>
+      </w:pPr>
+    </w:p>
+    <w:p>
+      <w:pPr>
+        <w:spacing w:before="0" w:after="0"/>
+      </w:pPr>
+    </w:p>
+    <w:p>
+      <w:pPr>
+        <w:spacing w:before="0" w:after="0"/>
+      </w:pPr>
+    </w:p>
+    <w:p>
+      <w:pPr>
+        <w:spacing w:before="0" w:after="0"/>
+      </w:pPr>
+    </w:p>
     <w:bookmarkEnd w:id="14"/>
     <w:bookmarkStart w:id="15" w:name="第-6-题"/>
     <w:p>
@@ -2836,6 +3000,8 @@
     <w:p>
       <w:pPr>
         <w:pStyle w:val="BodyText"/>
+        <w:ind w:left="480" w:hanging="480"/>
+        <w:spacing w:after="0"/>
       </w:pPr>
       <w:r>
         <w:rPr>
@@ -2883,7 +3049,20 @@
         <w:rPr>
           <w:rFonts w:ascii="Times New Roman" w:hAnsi="Times New Roman" w:eastAsia="Times New Roman" w:cs="Times New Roman"/>
         </w:rPr>
-        <w:t>- A. 0.1 mol L</w:t>
+        <w:t>- </w:t>
+      </w:r>
+    </w:p>
+    <w:p>
+      <w:pPr>
+        <w:pStyle w:val="BodyText"/>
+        <w:ind w:left="480" w:hanging="480"/>
+        <w:spacing w:before="0" w:after="0"/>
+      </w:pPr>
+      <w:r>
+        <w:rPr>
+          <w:rFonts w:ascii="Times New Roman" w:hAnsi="Times New Roman" w:eastAsia="Times New Roman" w:cs="Times New Roman"/>
+        </w:rPr>
+        <w:t>A. 0.1 mol L</w:t>
       </w:r>
       <w:r>
         <w:rPr>
@@ -2909,7 +3088,20 @@
         <w:rPr>
           <w:rFonts w:ascii="Times New Roman" w:hAnsi="Times New Roman" w:eastAsia="Times New Roman" w:cs="Times New Roman"/>
         </w:rPr>
-        <w:t>Ac　　B. 0.1 mol L</w:t>
+        <w:t>Ac　　</w:t>
+      </w:r>
+    </w:p>
+    <w:p>
+      <w:pPr>
+        <w:pStyle w:val="BodyText"/>
+        <w:ind w:left="480" w:hanging="480"/>
+        <w:spacing w:before="0" w:after="0"/>
+      </w:pPr>
+      <w:r>
+        <w:rPr>
+          <w:rFonts w:ascii="Times New Roman" w:hAnsi="Times New Roman" w:eastAsia="Times New Roman" w:cs="Times New Roman"/>
+        </w:rPr>
+        <w:t>B. 0.1 mol L</w:t>
       </w:r>
       <w:r>
         <w:rPr>
@@ -2934,7 +3126,20 @@
         <w:rPr>
           <w:rFonts w:ascii="Times New Roman" w:hAnsi="Times New Roman" w:eastAsia="Times New Roman" w:cs="Times New Roman"/>
         </w:rPr>
-        <w:t>- C. 0.1 mol L</w:t>
+        <w:t>- </w:t>
+      </w:r>
+    </w:p>
+    <w:p>
+      <w:pPr>
+        <w:pStyle w:val="BodyText"/>
+        <w:ind w:left="480" w:hanging="480"/>
+        <w:spacing w:before="0" w:after="0"/>
+      </w:pPr>
+      <w:r>
+        <w:rPr>
+          <w:rFonts w:ascii="Times New Roman" w:hAnsi="Times New Roman" w:eastAsia="Times New Roman" w:cs="Times New Roman"/>
+        </w:rPr>
+        <w:t>C. 0.1 mol L</w:t>
       </w:r>
       <w:r>
         <w:rPr>
@@ -2947,7 +3152,20 @@
         <w:rPr>
           <w:rFonts w:ascii="Times New Roman" w:hAnsi="Times New Roman" w:eastAsia="Times New Roman" w:cs="Times New Roman"/>
         </w:rPr>
-        <w:t xml:space="preserve"> HAc　　D. 0.1 mol L</w:t>
+        <w:t xml:space="preserve"> HAc　　</w:t>
+      </w:r>
+    </w:p>
+    <w:p>
+      <w:pPr>
+        <w:pStyle w:val="BodyText"/>
+        <w:ind w:left="480" w:hanging="480"/>
+        <w:spacing w:before="0" w:after="180"/>
+      </w:pPr>
+      <w:r>
+        <w:rPr>
+          <w:rFonts w:ascii="Times New Roman" w:hAnsi="Times New Roman" w:eastAsia="Times New Roman" w:cs="Times New Roman"/>
+        </w:rPr>
+        <w:t xml:space="preserve">D. 0.1 mol L</w:t>
       </w:r>
       <w:r>
         <w:rPr>
@@ -2962,6 +3180,16 @@
         </w:rPr>
         <w:t xml:space="preserve"> HCl</w:t>
       </w:r>
+    </w:p>
+    <w:p>
+      <w:pPr>
+        <w:spacing w:before="0" w:after="0"/>
+      </w:pPr>
+    </w:p>
+    <w:p>
+      <w:pPr>
+        <w:spacing w:before="0" w:after="0"/>
+      </w:pPr>
     </w:p>
     <w:bookmarkEnd w:id="15"/>
     <w:bookmarkStart w:id="16" w:name="第-7-题"/>
@@ -3025,6 +3253,8 @@
           <w:ilvl w:val="0"/>
           <w:numId w:val="1004"/>
         </w:numPr>
+        <w:ind w:left="480" w:hanging="480"/>
+        <w:spacing w:after="0"/>
       </w:pPr>
       <w:r>
         <w:rPr>
@@ -3116,12 +3346,84 @@
         </w:rPr>
         <w:t xml:space="preserve"> </w:t>
       </w:r>
-      <w:r>
-        <w:rPr>
-          <w:rFonts w:ascii="Times New Roman" w:hAnsi="Times New Roman" w:eastAsia="Times New Roman" w:cs="Times New Roman"/>
-        </w:rPr>
-        <w:t xml:space="preserve">A. 5.75 B. 74.66 C. 90.65 D. 38.57</w:t>
-      </w:r>
+    </w:p>
+    <w:p>
+      <w:pPr>
+        <w:pStyle w:val="Compact"/>
+        <w:numPr>
+          <w:ilvl w:val="0"/>
+          <w:numId w:val="1004"/>
+        </w:numPr>
+        <w:ind w:left="480" w:hanging="480"/>
+        <w:spacing w:before="0" w:after="0"/>
+      </w:pPr>
+      <w:r>
+        <w:rPr>
+          <w:rFonts w:ascii="Times New Roman" w:hAnsi="Times New Roman" w:eastAsia="Times New Roman" w:cs="Times New Roman"/>
+        </w:rPr>
+        <w:t xml:space="preserve">A. 5.75 </w:t>
+      </w:r>
+    </w:p>
+    <w:p>
+      <w:pPr>
+        <w:pStyle w:val="Compact"/>
+        <w:numPr>
+          <w:ilvl w:val="0"/>
+          <w:numId w:val="1004"/>
+        </w:numPr>
+        <w:ind w:left="480" w:hanging="480"/>
+        <w:spacing w:before="0" w:after="0"/>
+      </w:pPr>
+      <w:r>
+        <w:rPr>
+          <w:rFonts w:ascii="Times New Roman" w:hAnsi="Times New Roman" w:eastAsia="Times New Roman" w:cs="Times New Roman"/>
+        </w:rPr>
+        <w:t xml:space="preserve">B. 74.66 </w:t>
+      </w:r>
+    </w:p>
+    <w:p>
+      <w:pPr>
+        <w:pStyle w:val="Compact"/>
+        <w:numPr>
+          <w:ilvl w:val="0"/>
+          <w:numId w:val="1004"/>
+        </w:numPr>
+        <w:ind w:left="480" w:hanging="480"/>
+        <w:spacing w:before="0" w:after="0"/>
+      </w:pPr>
+      <w:r>
+        <w:rPr>
+          <w:rFonts w:ascii="Times New Roman" w:hAnsi="Times New Roman" w:eastAsia="Times New Roman" w:cs="Times New Roman"/>
+        </w:rPr>
+        <w:t xml:space="preserve">C. 90.65 </w:t>
+      </w:r>
+    </w:p>
+    <w:p>
+      <w:pPr>
+        <w:pStyle w:val="Compact"/>
+        <w:numPr>
+          <w:ilvl w:val="0"/>
+          <w:numId w:val="1004"/>
+        </w:numPr>
+        <w:ind w:left="480" w:hanging="480"/>
+        <w:spacing w:before="0" w:after="36"/>
+      </w:pPr>
+      <w:r>
+        <w:rPr>
+          <w:rFonts w:ascii="Times New Roman" w:hAnsi="Times New Roman" w:eastAsia="Times New Roman" w:cs="Times New Roman"/>
+        </w:rPr>
+        <w:t xml:space="preserve">D. 38.57</w:t>
+      </w:r>
+    </w:p>
+    <w:p>
+      <w:pPr>
+        <w:spacing w:before="0" w:after="0"/>
+      </w:pPr>
+    </w:p>
+    <w:p>
+      <w:pPr>
+        <w:spacing w:before="0" w:after="0"/>
+      </w:pPr>
     </w:p>
     <w:bookmarkEnd w:id="16"/>
     <w:bookmarkStart w:id="17" w:name="第-8-题"/>
@@ -3692,6 +3994,31 @@
         <w:t xml:space="preserve">1.0</w:t>
       </w:r>
     </w:p>
+    <w:p>
+      <w:pPr>
+        <w:spacing w:before="0" w:after="0"/>
+      </w:pPr>
+    </w:p>
+    <w:p>
+      <w:pPr>
+        <w:spacing w:before="0" w:after="0"/>
+      </w:pPr>
+    </w:p>
+    <w:p>
+      <w:pPr>
+        <w:spacing w:before="0" w:after="0"/>
+      </w:pPr>
+    </w:p>
+    <w:p>
+      <w:pPr>
+        <w:spacing w:before="0" w:after="0"/>
+      </w:pPr>
+    </w:p>
+    <w:p>
+      <w:pPr>
+        <w:spacing w:before="0" w:after="0"/>
+      </w:pPr>
+    </w:p>
     <w:bookmarkEnd w:id="17"/>
     <w:bookmarkStart w:id="18" w:name="第-9-题"/>
     <w:p>
@@ -3754,6 +4081,8 @@
           <w:ilvl w:val="0"/>
           <w:numId w:val="1005"/>
         </w:numPr>
+        <w:ind w:left="480" w:hanging="480"/>
+        <w:spacing w:after="0"/>
       </w:pPr>
       <w:r>
         <w:rPr>
@@ -4061,12 +4390,84 @@
         </w:rPr>
         <w:t xml:space="preserve"> </w:t>
       </w:r>
-      <w:r>
-        <w:rPr>
-          <w:rFonts w:ascii="Times New Roman" w:hAnsi="Times New Roman" w:eastAsia="Times New Roman" w:cs="Times New Roman"/>
-        </w:rPr>
-        <w:t xml:space="preserve">A. 7.0kPa B. 26kPa C. 53kPa D. 0.26kPa</w:t>
-      </w:r>
+    </w:p>
+    <w:p>
+      <w:pPr>
+        <w:pStyle w:val="Compact"/>
+        <w:numPr>
+          <w:ilvl w:val="0"/>
+          <w:numId w:val="1005"/>
+        </w:numPr>
+        <w:ind w:left="480" w:hanging="480"/>
+        <w:spacing w:before="0" w:after="0"/>
+      </w:pPr>
+      <w:r>
+        <w:rPr>
+          <w:rFonts w:ascii="Times New Roman" w:hAnsi="Times New Roman" w:eastAsia="Times New Roman" w:cs="Times New Roman"/>
+        </w:rPr>
+        <w:t xml:space="preserve">A. 7.0kPa </w:t>
+      </w:r>
+    </w:p>
+    <w:p>
+      <w:pPr>
+        <w:pStyle w:val="Compact"/>
+        <w:numPr>
+          <w:ilvl w:val="0"/>
+          <w:numId w:val="1005"/>
+        </w:numPr>
+        <w:ind w:left="480" w:hanging="480"/>
+        <w:spacing w:before="0" w:after="0"/>
+      </w:pPr>
+      <w:r>
+        <w:rPr>
+          <w:rFonts w:ascii="Times New Roman" w:hAnsi="Times New Roman" w:eastAsia="Times New Roman" w:cs="Times New Roman"/>
+        </w:rPr>
+        <w:t xml:space="preserve">B. 26kPa </w:t>
+      </w:r>
+    </w:p>
+    <w:p>
+      <w:pPr>
+        <w:pStyle w:val="Compact"/>
+        <w:numPr>
+          <w:ilvl w:val="0"/>
+          <w:numId w:val="1005"/>
+        </w:numPr>
+        <w:ind w:left="480" w:hanging="480"/>
+        <w:spacing w:before="0" w:after="0"/>
+      </w:pPr>
+      <w:r>
+        <w:rPr>
+          <w:rFonts w:ascii="Times New Roman" w:hAnsi="Times New Roman" w:eastAsia="Times New Roman" w:cs="Times New Roman"/>
+        </w:rPr>
+        <w:t xml:space="preserve">C. 53kPa </w:t>
+      </w:r>
+    </w:p>
+    <w:p>
+      <w:pPr>
+        <w:pStyle w:val="Compact"/>
+        <w:numPr>
+          <w:ilvl w:val="0"/>
+          <w:numId w:val="1005"/>
+        </w:numPr>
+        <w:ind w:left="480" w:hanging="480"/>
+        <w:spacing w:before="0" w:after="36"/>
+      </w:pPr>
+      <w:r>
+        <w:rPr>
+          <w:rFonts w:ascii="Times New Roman" w:hAnsi="Times New Roman" w:eastAsia="Times New Roman" w:cs="Times New Roman"/>
+        </w:rPr>
+        <w:t xml:space="preserve">D. 0.26kPa</w:t>
+      </w:r>
+    </w:p>
+    <w:p>
+      <w:pPr>
+        <w:spacing w:before="0" w:after="0"/>
+      </w:pPr>
+    </w:p>
+    <w:p>
+      <w:pPr>
+        <w:spacing w:before="0" w:after="0"/>
+      </w:pPr>
     </w:p>
     <w:bookmarkEnd w:id="18"/>
     <w:bookmarkStart w:id="19" w:name="第-10-题"/>
@@ -4211,6 +4612,8 @@
     <w:p>
       <w:pPr>
         <w:pStyle w:val="BodyText"/>
+        <w:ind w:left="480" w:hanging="480"/>
+        <w:spacing w:after="0"/>
       </w:pPr>
       <w:r>
         <w:rPr>
@@ -4318,7 +4721,20 @@
         <w:rPr>
           <w:rFonts w:ascii="Times New Roman" w:hAnsi="Times New Roman" w:eastAsia="Times New Roman" w:cs="Times New Roman"/>
         </w:rPr>
-        <w:t>- A. 1.17 g L</w:t>
+        <w:t>- </w:t>
+      </w:r>
+    </w:p>
+    <w:p>
+      <w:pPr>
+        <w:pStyle w:val="BodyText"/>
+        <w:ind w:left="480" w:hanging="480"/>
+        <w:spacing w:before="0" w:after="0"/>
+      </w:pPr>
+      <w:r>
+        <w:rPr>
+          <w:rFonts w:ascii="Times New Roman" w:hAnsi="Times New Roman" w:eastAsia="Times New Roman" w:cs="Times New Roman"/>
+        </w:rPr>
+        <w:t>A. 1.17 g L</w:t>
       </w:r>
       <w:r>
         <w:rPr>
@@ -4331,7 +4747,20 @@
         <w:rPr>
           <w:rFonts w:ascii="Times New Roman" w:hAnsi="Times New Roman" w:eastAsia="Times New Roman" w:cs="Times New Roman"/>
         </w:rPr>
-        <w:t xml:space="preserve">　　B. 1.29 g L</w:t>
+        <w:t xml:space="preserve">　　</w:t>
+      </w:r>
+    </w:p>
+    <w:p>
+      <w:pPr>
+        <w:pStyle w:val="BodyText"/>
+        <w:ind w:left="480" w:hanging="480"/>
+        <w:spacing w:before="0" w:after="0"/>
+      </w:pPr>
+      <w:r>
+        <w:rPr>
+          <w:rFonts w:ascii="Times New Roman" w:hAnsi="Times New Roman" w:eastAsia="Times New Roman" w:cs="Times New Roman"/>
+        </w:rPr>
+        <w:t xml:space="preserve">B. 1.29 g L</w:t>
       </w:r>
       <w:r>
         <w:rPr>
@@ -4344,7 +4773,20 @@
         <w:rPr>
           <w:rFonts w:ascii="Times New Roman" w:hAnsi="Times New Roman" w:eastAsia="Times New Roman" w:cs="Times New Roman"/>
         </w:rPr>
-        <w:t xml:space="preserve">　　C. 1.07 g L</w:t>
+        <w:t xml:space="preserve">　　</w:t>
+      </w:r>
+    </w:p>
+    <w:p>
+      <w:pPr>
+        <w:pStyle w:val="BodyText"/>
+        <w:ind w:left="480" w:hanging="480"/>
+        <w:spacing w:before="0" w:after="0"/>
+      </w:pPr>
+      <w:r>
+        <w:rPr>
+          <w:rFonts w:ascii="Times New Roman" w:hAnsi="Times New Roman" w:eastAsia="Times New Roman" w:cs="Times New Roman"/>
+        </w:rPr>
+        <w:t xml:space="preserve">C. 1.07 g L</w:t>
       </w:r>
       <w:r>
         <w:rPr>
@@ -4357,7 +4799,20 @@
         <w:rPr>
           <w:rFonts w:ascii="Times New Roman" w:hAnsi="Times New Roman" w:eastAsia="Times New Roman" w:cs="Times New Roman"/>
         </w:rPr>
-        <w:t xml:space="preserve">　　D. 1.37 g L</w:t>
+        <w:t xml:space="preserve">　　</w:t>
+      </w:r>
+    </w:p>
+    <w:p>
+      <w:pPr>
+        <w:pStyle w:val="BodyText"/>
+        <w:ind w:left="480" w:hanging="480"/>
+        <w:spacing w:before="0" w:after="180"/>
+      </w:pPr>
+      <w:r>
+        <w:rPr>
+          <w:rFonts w:ascii="Times New Roman" w:hAnsi="Times New Roman" w:eastAsia="Times New Roman" w:cs="Times New Roman"/>
+        </w:rPr>
+        <w:t xml:space="preserve">D. 1.37 g L</w:t>
       </w:r>
       <w:r>
         <w:rPr>
@@ -4366,6 +4821,16 @@
         </w:rPr>
         <w:t>-1</w:t>
       </w:r>
+    </w:p>
+    <w:p>
+      <w:pPr>
+        <w:spacing w:before="0" w:after="0"/>
+      </w:pPr>
+    </w:p>
+    <w:p>
+      <w:pPr>
+        <w:spacing w:before="0" w:after="0"/>
+      </w:pPr>
     </w:p>
     <w:bookmarkEnd w:id="19"/>
     <w:bookmarkStart w:id="20" w:name="第-11-题"/>
@@ -4696,6 +5161,31 @@
           </m:sSup>
         </m:oMath>
       </m:oMathPara>
+    </w:p>
+    <w:p>
+      <w:pPr>
+        <w:spacing w:before="0" w:after="0"/>
+      </w:pPr>
+    </w:p>
+    <w:p>
+      <w:pPr>
+        <w:spacing w:before="0" w:after="0"/>
+      </w:pPr>
+    </w:p>
+    <w:p>
+      <w:pPr>
+        <w:spacing w:before="0" w:after="0"/>
+      </w:pPr>
+    </w:p>
+    <w:p>
+      <w:pPr>
+        <w:spacing w:before="0" w:after="0"/>
+      </w:pPr>
+    </w:p>
+    <w:p>
+      <w:pPr>
+        <w:spacing w:before="0" w:after="0"/>
+      </w:pPr>
     </w:p>
     <w:bookmarkEnd w:id="20"/>
     <w:bookmarkStart w:id="21" w:name="第-12-题"/>
@@ -7240,6 +7730,31 @@
         </m:oMath>
       </m:oMathPara>
     </w:p>
+    <w:p>
+      <w:pPr>
+        <w:spacing w:before="0" w:after="0"/>
+      </w:pPr>
+    </w:p>
+    <w:p>
+      <w:pPr>
+        <w:spacing w:before="0" w:after="0"/>
+      </w:pPr>
+    </w:p>
+    <w:p>
+      <w:pPr>
+        <w:spacing w:before="0" w:after="0"/>
+      </w:pPr>
+    </w:p>
+    <w:p>
+      <w:pPr>
+        <w:spacing w:before="0" w:after="0"/>
+      </w:pPr>
+    </w:p>
+    <w:p>
+      <w:pPr>
+        <w:spacing w:before="0" w:after="0"/>
+      </w:pPr>
+    </w:p>
     <w:bookmarkEnd w:id="21"/>
     <w:bookmarkStart w:id="22" w:name="第-13-题"/>
     <w:p>
@@ -7550,6 +8065,16 @@
         </w:rPr>
         <w:t xml:space="preserve">各仪器连接处必须用磨口玻璃</w:t>
       </w:r>
+    </w:p>
+    <w:p>
+      <w:pPr>
+        <w:spacing w:before="0" w:after="0"/>
+      </w:pPr>
+    </w:p>
+    <w:p>
+      <w:pPr>
+        <w:spacing w:before="0" w:after="0"/>
+      </w:pPr>
     </w:p>
     <w:bookmarkEnd w:id="22"/>
     <w:bookmarkStart w:id="23" w:name="第-14-题"/>
@@ -7793,6 +8318,8 @@
     <w:p>
       <w:pPr>
         <w:pStyle w:val="BodyText"/>
+        <w:ind w:left="480" w:hanging="480"/>
+        <w:spacing w:after="0"/>
       </w:pPr>
       <w:r>
         <w:rPr>
@@ -7830,6 +8357,13 @@
         </w:rPr>
         <w:t xml:space="preserve"> </w:t>
       </w:r>
+    </w:p>
+    <w:p>
+      <w:pPr>
+        <w:pStyle w:val="BodyText"/>
+        <w:ind w:left="480" w:hanging="480"/>
+        <w:spacing w:before="0" w:after="0"/>
+      </w:pPr>
       <w:r>
         <w:rPr>
           <w:rFonts w:ascii="Times New Roman" w:hAnsi="Times New Roman" w:eastAsia="Times New Roman" w:cs="Times New Roman"/>
@@ -7866,6 +8400,13 @@
         </w:rPr>
         <w:t xml:space="preserve"> </w:t>
       </w:r>
+    </w:p>
+    <w:p>
+      <w:pPr>
+        <w:pStyle w:val="BodyText"/>
+        <w:ind w:left="480" w:hanging="480"/>
+        <w:spacing w:before="0" w:after="0"/>
+      </w:pPr>
       <w:r>
         <w:rPr>
           <w:rFonts w:ascii="Times New Roman" w:hAnsi="Times New Roman" w:eastAsia="Times New Roman" w:cs="Times New Roman"/>
@@ -7910,6 +8451,13 @@
         </w:rPr>
         <w:t xml:space="preserve"> </w:t>
       </w:r>
+    </w:p>
+    <w:p>
+      <w:pPr>
+        <w:pStyle w:val="BodyText"/>
+        <w:ind w:left="480" w:hanging="480"/>
+        <w:spacing w:before="0" w:after="180"/>
+      </w:pPr>
       <w:r>
         <w:rPr>
           <w:rFonts w:ascii="Times New Roman" w:hAnsi="Times New Roman" w:eastAsia="Times New Roman" w:cs="Times New Roman"/>
@@ -7928,6 +8476,16 @@
         </w:rPr>
         <w:t>均可</w:t>
       </w:r>
+    </w:p>
+    <w:p>
+      <w:pPr>
+        <w:spacing w:before="0" w:after="0"/>
+      </w:pPr>
+    </w:p>
+    <w:p>
+      <w:pPr>
+        <w:spacing w:before="0" w:after="0"/>
+      </w:pPr>
     </w:p>
     <w:bookmarkEnd w:id="24"/>
     <w:bookmarkStart w:id="25" w:name="第-15-题"/>
@@ -8684,6 +9242,31 @@
         <w:t>。</w:t>
       </w:r>
     </w:p>
+    <w:p>
+      <w:pPr>
+        <w:spacing w:before="0" w:after="0"/>
+      </w:pPr>
+    </w:p>
+    <w:p>
+      <w:pPr>
+        <w:spacing w:before="0" w:after="0"/>
+      </w:pPr>
+    </w:p>
+    <w:p>
+      <w:pPr>
+        <w:spacing w:before="0" w:after="0"/>
+      </w:pPr>
+    </w:p>
+    <w:p>
+      <w:pPr>
+        <w:spacing w:before="0" w:after="0"/>
+      </w:pPr>
+    </w:p>
+    <w:p>
+      <w:pPr>
+        <w:spacing w:before="0" w:after="0"/>
+      </w:pPr>
+    </w:p>
     <w:bookmarkEnd w:id="25"/>
     <w:bookmarkStart w:id="26" w:name="第-16-题"/>
     <w:p>
@@ -8817,6 +9400,8 @@
     <w:p>
       <w:pPr>
         <w:pStyle w:val="BodyText"/>
+        <w:ind w:left="480" w:hanging="480"/>
+        <w:spacing w:after="0"/>
       </w:pPr>
       <w:r>
         <w:rPr>
@@ -8985,12 +9570,83 @@
         </w:rPr>
         <w:t xml:space="preserve"> </w:t>
       </w:r>
-      <w:r>
-        <w:rPr>
-          <w:rFonts w:ascii="Times New Roman" w:hAnsi="Times New Roman" w:eastAsia="Times New Roman" w:cs="Times New Roman"/>
-        </w:rPr>
-        <w:t xml:space="preserve">(A)+,-,-; (B)+,+,-; (C)-,+,-; (D)-,+,+。</w:t>
-      </w:r>
+    </w:p>
+    <w:p>
+      <w:pPr>
+        <w:pStyle w:val="BodyText"/>
+        <w:ind w:left="480" w:hanging="480"/>
+        <w:spacing w:before="0" w:after="0"/>
+      </w:pPr>
+      <w:r>
+        <w:rPr>
+          <w:rFonts w:ascii="Times New Roman" w:hAnsi="Times New Roman" w:eastAsia="Times New Roman" w:cs="Times New Roman"/>
+        </w:rPr>
+        <w:t xml:space="preserve">(A)+,-,-; </w:t>
+      </w:r>
+    </w:p>
+    <w:p>
+      <w:pPr>
+        <w:pStyle w:val="BodyText"/>
+        <w:ind w:left="480" w:hanging="480"/>
+        <w:spacing w:before="0" w:after="0"/>
+      </w:pPr>
+      <w:r>
+        <w:rPr>
+          <w:rFonts w:ascii="Times New Roman" w:hAnsi="Times New Roman" w:eastAsia="Times New Roman" w:cs="Times New Roman"/>
+        </w:rPr>
+        <w:t xml:space="preserve">(B)+,+,-; </w:t>
+      </w:r>
+    </w:p>
+    <w:p>
+      <w:pPr>
+        <w:pStyle w:val="BodyText"/>
+        <w:ind w:left="480" w:hanging="480"/>
+        <w:spacing w:before="0" w:after="0"/>
+      </w:pPr>
+      <w:r>
+        <w:rPr>
+          <w:rFonts w:ascii="Times New Roman" w:hAnsi="Times New Roman" w:eastAsia="Times New Roman" w:cs="Times New Roman"/>
+        </w:rPr>
+        <w:t xml:space="preserve">(C)-,+,-; </w:t>
+      </w:r>
+    </w:p>
+    <w:p>
+      <w:pPr>
+        <w:pStyle w:val="BodyText"/>
+        <w:ind w:left="480" w:hanging="480"/>
+        <w:spacing w:before="0" w:after="180"/>
+      </w:pPr>
+      <w:r>
+        <w:rPr>
+          <w:rFonts w:ascii="Times New Roman" w:hAnsi="Times New Roman" w:eastAsia="Times New Roman" w:cs="Times New Roman"/>
+        </w:rPr>
+        <w:t xml:space="preserve">(D)-,+,+。</w:t>
+      </w:r>
+    </w:p>
+    <w:p>
+      <w:pPr>
+        <w:spacing w:before="0" w:after="0"/>
+      </w:pPr>
+    </w:p>
+    <w:p>
+      <w:pPr>
+        <w:spacing w:before="0" w:after="0"/>
+      </w:pPr>
+    </w:p>
+    <w:p>
+      <w:pPr>
+        <w:spacing w:before="0" w:after="0"/>
+      </w:pPr>
+    </w:p>
+    <w:p>
+      <w:pPr>
+        <w:spacing w:before="0" w:after="0"/>
+      </w:pPr>
+    </w:p>
+    <w:p>
+      <w:pPr>
+        <w:spacing w:before="0" w:after="0"/>
+      </w:pPr>
     </w:p>
     <w:bookmarkEnd w:id="26"/>
     <w:bookmarkStart w:id="27" w:name="第-17-题"/>
@@ -9119,6 +9775,21 @@
         </w:rPr>
         <w:t>电子法配平方程式</w:t>
       </w:r>
+    </w:p>
+    <w:p>
+      <w:pPr>
+        <w:spacing w:before="0" w:after="0"/>
+      </w:pPr>
+    </w:p>
+    <w:p>
+      <w:pPr>
+        <w:spacing w:before="0" w:after="0"/>
+      </w:pPr>
+    </w:p>
+    <w:p>
+      <w:pPr>
+        <w:spacing w:before="0" w:after="0"/>
+      </w:pPr>
     </w:p>
     <w:bookmarkEnd w:id="27"/>
     <w:bookmarkStart w:id="29" w:name="用离子电子法配平下列反应方程式酸性介质"/>
@@ -9311,6 +9982,21 @@
           </m:sub>
         </m:sSub>
       </m:oMath>
+    </w:p>
+    <w:p>
+      <w:pPr>
+        <w:spacing w:before="0" w:after="0"/>
+      </w:pPr>
+    </w:p>
+    <w:p>
+      <w:pPr>
+        <w:spacing w:before="0" w:after="0"/>
+      </w:pPr>
+    </w:p>
+    <w:p>
+      <w:pPr>
+        <w:spacing w:before="0" w:after="0"/>
+      </w:pPr>
     </w:p>
     <w:bookmarkEnd w:id="28"/>
     <w:bookmarkEnd w:id="29"/>
@@ -11760,6 +12446,46 @@
         </m:oMath>
       </m:oMathPara>
     </w:p>
+    <w:p>
+      <w:pPr>
+        <w:spacing w:before="0" w:after="0"/>
+      </w:pPr>
+    </w:p>
+    <w:p>
+      <w:pPr>
+        <w:spacing w:before="0" w:after="0"/>
+      </w:pPr>
+    </w:p>
+    <w:p>
+      <w:pPr>
+        <w:spacing w:before="0" w:after="0"/>
+      </w:pPr>
+    </w:p>
+    <w:p>
+      <w:pPr>
+        <w:spacing w:before="0" w:after="0"/>
+      </w:pPr>
+    </w:p>
+    <w:p>
+      <w:pPr>
+        <w:spacing w:before="0" w:after="0"/>
+      </w:pPr>
+    </w:p>
+    <w:p>
+      <w:pPr>
+        <w:spacing w:before="0" w:after="0"/>
+      </w:pPr>
+    </w:p>
+    <w:p>
+      <w:pPr>
+        <w:spacing w:before="0" w:after="0"/>
+      </w:pPr>
+    </w:p>
+    <w:p>
+      <w:pPr>
+        <w:spacing w:before="0" w:after="0"/>
+      </w:pPr>
+    </w:p>
     <w:bookmarkEnd w:id="30"/>
     <w:bookmarkStart w:id="31" w:name="第-19-题"/>
     <w:p>
@@ -12313,6 +13039,31 @@
         <w:t>。</w:t>
       </w:r>
     </w:p>
+    <w:p>
+      <w:pPr>
+        <w:spacing w:before="0" w:after="0"/>
+      </w:pPr>
+    </w:p>
+    <w:p>
+      <w:pPr>
+        <w:spacing w:before="0" w:after="0"/>
+      </w:pPr>
+    </w:p>
+    <w:p>
+      <w:pPr>
+        <w:spacing w:before="0" w:after="0"/>
+      </w:pPr>
+    </w:p>
+    <w:p>
+      <w:pPr>
+        <w:spacing w:before="0" w:after="0"/>
+      </w:pPr>
+    </w:p>
+    <w:p>
+      <w:pPr>
+        <w:spacing w:before="0" w:after="0"/>
+      </w:pPr>
+    </w:p>
     <w:bookmarkEnd w:id="31"/>
     <w:bookmarkStart w:id="32" w:name="第-20-题"/>
     <w:p>
@@ -12814,6 +13565,31 @@
         </w:rPr>
         <w:t>。</w:t>
       </w:r>
+    </w:p>
+    <w:p>
+      <w:pPr>
+        <w:spacing w:before="0" w:after="0"/>
+      </w:pPr>
+    </w:p>
+    <w:p>
+      <w:pPr>
+        <w:spacing w:before="0" w:after="0"/>
+      </w:pPr>
+    </w:p>
+    <w:p>
+      <w:pPr>
+        <w:spacing w:before="0" w:after="0"/>
+      </w:pPr>
+    </w:p>
+    <w:p>
+      <w:pPr>
+        <w:spacing w:before="0" w:after="0"/>
+      </w:pPr>
+    </w:p>
+    <w:p>
+      <w:pPr>
+        <w:spacing w:before="0" w:after="0"/>
+      </w:pPr>
     </w:p>
     <w:p>
       <w:pPr>

--- a/00-首页/题组Word/第二轮习题集/第二轮习题集-化学原理I-学生版.docx
+++ b/00-首页/题组Word/第二轮习题集/第二轮习题集-化学原理I-学生版.docx
@@ -793,8 +793,8 @@
           <w:ilvl w:val="0"/>
           <w:numId w:val="1001"/>
         </w:numPr>
+        <w:spacing w:before="0" w:after="0"/>
         <w:ind w:left="480" w:hanging="480"/>
-        <w:spacing w:after="0"/>
       </w:pPr>
       <w:r>
         <w:rPr>
@@ -1020,8 +1020,8 @@
           <w:ilvl w:val="0"/>
           <w:numId w:val="1001"/>
         </w:numPr>
+        <w:spacing w:before="0" w:after="0"/>
         <w:ind w:left="480" w:hanging="480"/>
-        <w:spacing w:before="0" w:after="0"/>
       </w:pPr>
       <w:r>
         <w:rPr>
@@ -1037,8 +1037,8 @@
           <w:ilvl w:val="0"/>
           <w:numId w:val="1001"/>
         </w:numPr>
+        <w:spacing w:before="0" w:after="0"/>
         <w:ind w:left="480" w:hanging="480"/>
-        <w:spacing w:before="0" w:after="0"/>
       </w:pPr>
       <w:r>
         <w:rPr>
@@ -1054,8 +1054,8 @@
           <w:ilvl w:val="0"/>
           <w:numId w:val="1001"/>
         </w:numPr>
+        <w:spacing w:before="0" w:after="0"/>
         <w:ind w:left="480" w:hanging="480"/>
-        <w:spacing w:before="0" w:after="0"/>
       </w:pPr>
       <w:r>
         <w:rPr>
@@ -1071,8 +1071,8 @@
           <w:ilvl w:val="0"/>
           <w:numId w:val="1001"/>
         </w:numPr>
+        <w:spacing w:before="0" w:after="0"/>
         <w:ind w:left="480" w:hanging="480"/>
-        <w:spacing w:before="0" w:after="36"/>
       </w:pPr>
       <w:r>
         <w:rPr>
@@ -3000,8 +3000,8 @@
     <w:p>
       <w:pPr>
         <w:pStyle w:val="BodyText"/>
+        <w:spacing w:before="0" w:after="0"/>
         <w:ind w:left="480" w:hanging="480"/>
-        <w:spacing w:after="0"/>
       </w:pPr>
       <w:r>
         <w:rPr>
@@ -3055,14 +3055,53 @@
     <w:p>
       <w:pPr>
         <w:pStyle w:val="BodyText"/>
+        <w:spacing w:before="0" w:after="0"/>
         <w:ind w:left="480" w:hanging="480"/>
+      </w:pPr>
+      <w:r>
+        <w:rPr>
+          <w:rFonts w:ascii="Times New Roman" w:hAnsi="Times New Roman" w:eastAsia="Times New Roman" w:cs="Times New Roman"/>
+        </w:rPr>
+        <w:t>A. 0.1 mol L</w:t>
+      </w:r>
+      <w:r>
+        <w:rPr>
+          <w:rFonts w:ascii="Times New Roman" w:hAnsi="Times New Roman" w:eastAsia="Times New Roman" w:cs="Times New Roman"/>
+          <w:vertAlign w:val="superscript"/>
+        </w:rPr>
+        <w:t>-1</w:t>
+      </w:r>
+      <w:r>
+        <w:rPr>
+          <w:rFonts w:ascii="Times New Roman" w:hAnsi="Times New Roman" w:eastAsia="Times New Roman" w:cs="Times New Roman"/>
+        </w:rPr>
+        <w:t xml:space="preserve"> NH</w:t>
+      </w:r>
+      <w:r>
+        <w:rPr>
+          <w:rFonts w:ascii="Times New Roman" w:hAnsi="Times New Roman" w:eastAsia="Times New Roman" w:cs="Times New Roman"/>
+          <w:vertAlign w:val="subscript"/>
+        </w:rPr>
+        <w:t>4</w:t>
+      </w:r>
+      <w:r>
+        <w:rPr>
+          <w:rFonts w:ascii="Times New Roman" w:hAnsi="Times New Roman" w:eastAsia="Times New Roman" w:cs="Times New Roman"/>
+        </w:rPr>
+        <w:t>Ac　　</w:t>
+      </w:r>
+    </w:p>
+    <w:p>
+      <w:pPr>
+        <w:pStyle w:val="BodyText"/>
         <w:spacing w:before="0" w:after="0"/>
-      </w:pPr>
-      <w:r>
-        <w:rPr>
-          <w:rFonts w:ascii="Times New Roman" w:hAnsi="Times New Roman" w:eastAsia="Times New Roman" w:cs="Times New Roman"/>
-        </w:rPr>
-        <w:t>A. 0.1 mol L</w:t>
+        <w:ind w:left="480" w:hanging="480"/>
+      </w:pPr>
+      <w:r>
+        <w:rPr>
+          <w:rFonts w:ascii="Times New Roman" w:hAnsi="Times New Roman" w:eastAsia="Times New Roman" w:cs="Times New Roman"/>
+        </w:rPr>
+        <w:t>B. 0.1 mol L</w:t>
       </w:r>
       <w:r>
         <w:rPr>
@@ -3075,91 +3114,52 @@
         <w:rPr>
           <w:rFonts w:ascii="Times New Roman" w:hAnsi="Times New Roman" w:eastAsia="Times New Roman" w:cs="Times New Roman"/>
         </w:rPr>
-        <w:t xml:space="preserve"> NH</w:t>
-      </w:r>
-      <w:r>
-        <w:rPr>
-          <w:rFonts w:ascii="Times New Roman" w:hAnsi="Times New Roman" w:eastAsia="Times New Roman" w:cs="Times New Roman"/>
-          <w:vertAlign w:val="subscript"/>
-        </w:rPr>
-        <w:t>4</w:t>
-      </w:r>
-      <w:r>
-        <w:rPr>
-          <w:rFonts w:ascii="Times New Roman" w:hAnsi="Times New Roman" w:eastAsia="Times New Roman" w:cs="Times New Roman"/>
-        </w:rPr>
-        <w:t>Ac　　</w:t>
+        <w:t xml:space="preserve"> NaAc</w:t>
+      </w:r>
+      <w:r>
+        <w:rPr>
+          <w:rFonts w:ascii="Times New Roman" w:hAnsi="Times New Roman" w:eastAsia="Times New Roman" w:cs="Times New Roman"/>
+        </w:rPr>
+        <w:t xml:space="preserve"> </w:t>
+      </w:r>
+      <w:r>
+        <w:rPr>
+          <w:rFonts w:ascii="Times New Roman" w:hAnsi="Times New Roman" w:eastAsia="Times New Roman" w:cs="Times New Roman"/>
+        </w:rPr>
+        <w:t>- </w:t>
       </w:r>
     </w:p>
     <w:p>
       <w:pPr>
         <w:pStyle w:val="BodyText"/>
+        <w:spacing w:before="0" w:after="0"/>
         <w:ind w:left="480" w:hanging="480"/>
+      </w:pPr>
+      <w:r>
+        <w:rPr>
+          <w:rFonts w:ascii="Times New Roman" w:hAnsi="Times New Roman" w:eastAsia="Times New Roman" w:cs="Times New Roman"/>
+        </w:rPr>
+        <w:t>C. 0.1 mol L</w:t>
+      </w:r>
+      <w:r>
+        <w:rPr>
+          <w:rFonts w:ascii="Times New Roman" w:hAnsi="Times New Roman" w:eastAsia="Times New Roman" w:cs="Times New Roman"/>
+          <w:vertAlign w:val="superscript"/>
+        </w:rPr>
+        <w:t>-1</w:t>
+      </w:r>
+      <w:r>
+        <w:rPr>
+          <w:rFonts w:ascii="Times New Roman" w:hAnsi="Times New Roman" w:eastAsia="Times New Roman" w:cs="Times New Roman"/>
+        </w:rPr>
+        <w:t xml:space="preserve"> HAc　　</w:t>
+      </w:r>
+    </w:p>
+    <w:p>
+      <w:pPr>
+        <w:pStyle w:val="BodyText"/>
         <w:spacing w:before="0" w:after="0"/>
-      </w:pPr>
-      <w:r>
-        <w:rPr>
-          <w:rFonts w:ascii="Times New Roman" w:hAnsi="Times New Roman" w:eastAsia="Times New Roman" w:cs="Times New Roman"/>
-        </w:rPr>
-        <w:t>B. 0.1 mol L</w:t>
-      </w:r>
-      <w:r>
-        <w:rPr>
-          <w:rFonts w:ascii="Times New Roman" w:hAnsi="Times New Roman" w:eastAsia="Times New Roman" w:cs="Times New Roman"/>
-          <w:vertAlign w:val="superscript"/>
-        </w:rPr>
-        <w:t>-1</w:t>
-      </w:r>
-      <w:r>
-        <w:rPr>
-          <w:rFonts w:ascii="Times New Roman" w:hAnsi="Times New Roman" w:eastAsia="Times New Roman" w:cs="Times New Roman"/>
-        </w:rPr>
-        <w:t xml:space="preserve"> NaAc</w:t>
-      </w:r>
-      <w:r>
-        <w:rPr>
-          <w:rFonts w:ascii="Times New Roman" w:hAnsi="Times New Roman" w:eastAsia="Times New Roman" w:cs="Times New Roman"/>
-        </w:rPr>
-        <w:t xml:space="preserve"> </w:t>
-      </w:r>
-      <w:r>
-        <w:rPr>
-          <w:rFonts w:ascii="Times New Roman" w:hAnsi="Times New Roman" w:eastAsia="Times New Roman" w:cs="Times New Roman"/>
-        </w:rPr>
-        <w:t>- </w:t>
-      </w:r>
-    </w:p>
-    <w:p>
-      <w:pPr>
-        <w:pStyle w:val="BodyText"/>
         <w:ind w:left="480" w:hanging="480"/>
-        <w:spacing w:before="0" w:after="0"/>
-      </w:pPr>
-      <w:r>
-        <w:rPr>
-          <w:rFonts w:ascii="Times New Roman" w:hAnsi="Times New Roman" w:eastAsia="Times New Roman" w:cs="Times New Roman"/>
-        </w:rPr>
-        <w:t>C. 0.1 mol L</w:t>
-      </w:r>
-      <w:r>
-        <w:rPr>
-          <w:rFonts w:ascii="Times New Roman" w:hAnsi="Times New Roman" w:eastAsia="Times New Roman" w:cs="Times New Roman"/>
-          <w:vertAlign w:val="superscript"/>
-        </w:rPr>
-        <w:t>-1</w:t>
-      </w:r>
-      <w:r>
-        <w:rPr>
-          <w:rFonts w:ascii="Times New Roman" w:hAnsi="Times New Roman" w:eastAsia="Times New Roman" w:cs="Times New Roman"/>
-        </w:rPr>
-        <w:t xml:space="preserve"> HAc　　</w:t>
-      </w:r>
-    </w:p>
-    <w:p>
-      <w:pPr>
-        <w:pStyle w:val="BodyText"/>
-        <w:ind w:left="480" w:hanging="480"/>
-        <w:spacing w:before="0" w:after="180"/>
       </w:pPr>
       <w:r>
         <w:rPr>
@@ -3253,8 +3253,8 @@
           <w:ilvl w:val="0"/>
           <w:numId w:val="1004"/>
         </w:numPr>
+        <w:spacing w:before="0" w:after="0"/>
         <w:ind w:left="480" w:hanging="480"/>
-        <w:spacing w:after="0"/>
       </w:pPr>
       <w:r>
         <w:rPr>
@@ -3354,8 +3354,8 @@
           <w:ilvl w:val="0"/>
           <w:numId w:val="1004"/>
         </w:numPr>
+        <w:spacing w:before="0" w:after="0"/>
         <w:ind w:left="480" w:hanging="480"/>
-        <w:spacing w:before="0" w:after="0"/>
       </w:pPr>
       <w:r>
         <w:rPr>
@@ -3371,8 +3371,8 @@
           <w:ilvl w:val="0"/>
           <w:numId w:val="1004"/>
         </w:numPr>
+        <w:spacing w:before="0" w:after="0"/>
         <w:ind w:left="480" w:hanging="480"/>
-        <w:spacing w:before="0" w:after="0"/>
       </w:pPr>
       <w:r>
         <w:rPr>
@@ -3388,8 +3388,8 @@
           <w:ilvl w:val="0"/>
           <w:numId w:val="1004"/>
         </w:numPr>
+        <w:spacing w:before="0" w:after="0"/>
         <w:ind w:left="480" w:hanging="480"/>
-        <w:spacing w:before="0" w:after="0"/>
       </w:pPr>
       <w:r>
         <w:rPr>
@@ -3405,8 +3405,8 @@
           <w:ilvl w:val="0"/>
           <w:numId w:val="1004"/>
         </w:numPr>
+        <w:spacing w:before="0" w:after="0"/>
         <w:ind w:left="480" w:hanging="480"/>
-        <w:spacing w:before="0" w:after="36"/>
       </w:pPr>
       <w:r>
         <w:rPr>
@@ -4081,8 +4081,8 @@
           <w:ilvl w:val="0"/>
           <w:numId w:val="1005"/>
         </w:numPr>
+        <w:spacing w:before="0" w:after="0"/>
         <w:ind w:left="480" w:hanging="480"/>
-        <w:spacing w:after="0"/>
       </w:pPr>
       <w:r>
         <w:rPr>
@@ -4398,8 +4398,8 @@
           <w:ilvl w:val="0"/>
           <w:numId w:val="1005"/>
         </w:numPr>
+        <w:spacing w:before="0" w:after="0"/>
         <w:ind w:left="480" w:hanging="480"/>
-        <w:spacing w:before="0" w:after="0"/>
       </w:pPr>
       <w:r>
         <w:rPr>
@@ -4415,8 +4415,8 @@
           <w:ilvl w:val="0"/>
           <w:numId w:val="1005"/>
         </w:numPr>
+        <w:spacing w:before="0" w:after="0"/>
         <w:ind w:left="480" w:hanging="480"/>
-        <w:spacing w:before="0" w:after="0"/>
       </w:pPr>
       <w:r>
         <w:rPr>
@@ -4432,8 +4432,8 @@
           <w:ilvl w:val="0"/>
           <w:numId w:val="1005"/>
         </w:numPr>
+        <w:spacing w:before="0" w:after="0"/>
         <w:ind w:left="480" w:hanging="480"/>
-        <w:spacing w:before="0" w:after="0"/>
       </w:pPr>
       <w:r>
         <w:rPr>
@@ -4449,8 +4449,8 @@
           <w:ilvl w:val="0"/>
           <w:numId w:val="1005"/>
         </w:numPr>
+        <w:spacing w:before="0" w:after="0"/>
         <w:ind w:left="480" w:hanging="480"/>
-        <w:spacing w:before="0" w:after="36"/>
       </w:pPr>
       <w:r>
         <w:rPr>
@@ -4612,8 +4612,8 @@
     <w:p>
       <w:pPr>
         <w:pStyle w:val="BodyText"/>
+        <w:spacing w:before="0" w:after="0"/>
         <w:ind w:left="480" w:hanging="480"/>
-        <w:spacing w:after="0"/>
       </w:pPr>
       <w:r>
         <w:rPr>
@@ -4727,14 +4727,40 @@
     <w:p>
       <w:pPr>
         <w:pStyle w:val="BodyText"/>
+        <w:spacing w:before="0" w:after="0"/>
         <w:ind w:left="480" w:hanging="480"/>
+      </w:pPr>
+      <w:r>
+        <w:rPr>
+          <w:rFonts w:ascii="Times New Roman" w:hAnsi="Times New Roman" w:eastAsia="Times New Roman" w:cs="Times New Roman"/>
+        </w:rPr>
+        <w:t>A. 1.17 g L</w:t>
+      </w:r>
+      <w:r>
+        <w:rPr>
+          <w:rFonts w:ascii="Times New Roman" w:hAnsi="Times New Roman" w:eastAsia="Times New Roman" w:cs="Times New Roman"/>
+          <w:vertAlign w:val="superscript"/>
+        </w:rPr>
+        <w:t>-1</w:t>
+      </w:r>
+      <w:r>
+        <w:rPr>
+          <w:rFonts w:ascii="Times New Roman" w:hAnsi="Times New Roman" w:eastAsia="Times New Roman" w:cs="Times New Roman"/>
+        </w:rPr>
+        <w:t xml:space="preserve">　　</w:t>
+      </w:r>
+    </w:p>
+    <w:p>
+      <w:pPr>
+        <w:pStyle w:val="BodyText"/>
         <w:spacing w:before="0" w:after="0"/>
-      </w:pPr>
-      <w:r>
-        <w:rPr>
-          <w:rFonts w:ascii="Times New Roman" w:hAnsi="Times New Roman" w:eastAsia="Times New Roman" w:cs="Times New Roman"/>
-        </w:rPr>
-        <w:t>A. 1.17 g L</w:t>
+        <w:ind w:left="480" w:hanging="480"/>
+      </w:pPr>
+      <w:r>
+        <w:rPr>
+          <w:rFonts w:ascii="Times New Roman" w:hAnsi="Times New Roman" w:eastAsia="Times New Roman" w:cs="Times New Roman"/>
+        </w:rPr>
+        <w:t xml:space="preserve">B. 1.29 g L</w:t>
       </w:r>
       <w:r>
         <w:rPr>
@@ -4753,60 +4779,34 @@
     <w:p>
       <w:pPr>
         <w:pStyle w:val="BodyText"/>
+        <w:spacing w:before="0" w:after="0"/>
         <w:ind w:left="480" w:hanging="480"/>
+      </w:pPr>
+      <w:r>
+        <w:rPr>
+          <w:rFonts w:ascii="Times New Roman" w:hAnsi="Times New Roman" w:eastAsia="Times New Roman" w:cs="Times New Roman"/>
+        </w:rPr>
+        <w:t xml:space="preserve">C. 1.07 g L</w:t>
+      </w:r>
+      <w:r>
+        <w:rPr>
+          <w:rFonts w:ascii="Times New Roman" w:hAnsi="Times New Roman" w:eastAsia="Times New Roman" w:cs="Times New Roman"/>
+          <w:vertAlign w:val="superscript"/>
+        </w:rPr>
+        <w:t>-1</w:t>
+      </w:r>
+      <w:r>
+        <w:rPr>
+          <w:rFonts w:ascii="Times New Roman" w:hAnsi="Times New Roman" w:eastAsia="Times New Roman" w:cs="Times New Roman"/>
+        </w:rPr>
+        <w:t xml:space="preserve">　　</w:t>
+      </w:r>
+    </w:p>
+    <w:p>
+      <w:pPr>
+        <w:pStyle w:val="BodyText"/>
         <w:spacing w:before="0" w:after="0"/>
-      </w:pPr>
-      <w:r>
-        <w:rPr>
-          <w:rFonts w:ascii="Times New Roman" w:hAnsi="Times New Roman" w:eastAsia="Times New Roman" w:cs="Times New Roman"/>
-        </w:rPr>
-        <w:t xml:space="preserve">B. 1.29 g L</w:t>
-      </w:r>
-      <w:r>
-        <w:rPr>
-          <w:rFonts w:ascii="Times New Roman" w:hAnsi="Times New Roman" w:eastAsia="Times New Roman" w:cs="Times New Roman"/>
-          <w:vertAlign w:val="superscript"/>
-        </w:rPr>
-        <w:t>-1</w:t>
-      </w:r>
-      <w:r>
-        <w:rPr>
-          <w:rFonts w:ascii="Times New Roman" w:hAnsi="Times New Roman" w:eastAsia="Times New Roman" w:cs="Times New Roman"/>
-        </w:rPr>
-        <w:t xml:space="preserve">　　</w:t>
-      </w:r>
-    </w:p>
-    <w:p>
-      <w:pPr>
-        <w:pStyle w:val="BodyText"/>
         <w:ind w:left="480" w:hanging="480"/>
-        <w:spacing w:before="0" w:after="0"/>
-      </w:pPr>
-      <w:r>
-        <w:rPr>
-          <w:rFonts w:ascii="Times New Roman" w:hAnsi="Times New Roman" w:eastAsia="Times New Roman" w:cs="Times New Roman"/>
-        </w:rPr>
-        <w:t xml:space="preserve">C. 1.07 g L</w:t>
-      </w:r>
-      <w:r>
-        <w:rPr>
-          <w:rFonts w:ascii="Times New Roman" w:hAnsi="Times New Roman" w:eastAsia="Times New Roman" w:cs="Times New Roman"/>
-          <w:vertAlign w:val="superscript"/>
-        </w:rPr>
-        <w:t>-1</w:t>
-      </w:r>
-      <w:r>
-        <w:rPr>
-          <w:rFonts w:ascii="Times New Roman" w:hAnsi="Times New Roman" w:eastAsia="Times New Roman" w:cs="Times New Roman"/>
-        </w:rPr>
-        <w:t xml:space="preserve">　　</w:t>
-      </w:r>
-    </w:p>
-    <w:p>
-      <w:pPr>
-        <w:pStyle w:val="BodyText"/>
-        <w:ind w:left="480" w:hanging="480"/>
-        <w:spacing w:before="0" w:after="180"/>
       </w:pPr>
       <w:r>
         <w:rPr>
@@ -8001,6 +8001,7 @@
     <w:p>
       <w:pPr>
         <w:pStyle w:val="FirstParagraph"/>
+        <w:spacing w:before="0" w:after="0"/>
       </w:pPr>
       <w:r>
         <w:rPr>
@@ -8018,6 +8019,7 @@
     <w:p>
       <w:pPr>
         <w:pStyle w:val="BodyText"/>
+        <w:spacing w:before="0" w:after="0"/>
       </w:pPr>
       <w:r>
         <w:rPr>
@@ -8035,6 +8037,7 @@
     <w:p>
       <w:pPr>
         <w:pStyle w:val="BodyText"/>
+        <w:spacing w:before="0" w:after="0"/>
       </w:pPr>
       <w:r>
         <w:rPr>
@@ -8052,6 +8055,7 @@
     <w:p>
       <w:pPr>
         <w:pStyle w:val="BodyText"/>
+        <w:spacing w:before="0" w:after="0"/>
       </w:pPr>
       <w:r>
         <w:rPr>
@@ -8318,8 +8322,8 @@
     <w:p>
       <w:pPr>
         <w:pStyle w:val="BodyText"/>
+        <w:spacing w:before="0" w:after="0"/>
         <w:ind w:left="480" w:hanging="480"/>
-        <w:spacing w:after="0"/>
       </w:pPr>
       <w:r>
         <w:rPr>
@@ -8361,38 +8365,89 @@
     <w:p>
       <w:pPr>
         <w:pStyle w:val="BodyText"/>
+        <w:spacing w:before="0" w:after="0"/>
         <w:ind w:left="480" w:hanging="480"/>
+      </w:pPr>
+      <w:r>
+        <w:rPr>
+          <w:rFonts w:ascii="Times New Roman" w:hAnsi="Times New Roman" w:eastAsia="Times New Roman" w:cs="Times New Roman"/>
+        </w:rPr>
+        <w:t xml:space="preserve">B. </w:t>
+      </w:r>
+      <w:r>
+        <w:rPr>
+          <w:rFonts w:hint="eastAsia" w:ascii="Times New Roman" w:hAnsi="Times New Roman" w:eastAsia="FangSong" w:cs="Times New Roman"/>
+        </w:rPr>
+        <w:t>增大容器体积</w:t>
+      </w:r>
+      <w:r>
+        <w:rPr>
+          <w:rFonts w:hint="eastAsia" w:ascii="Times New Roman" w:hAnsi="Times New Roman" w:eastAsia="Times New Roman" w:cs="Times New Roman"/>
+        </w:rPr>
+        <w:t>（</w:t>
+      </w:r>
+      <w:r>
+        <w:rPr>
+          <w:rFonts w:hint="eastAsia" w:ascii="Times New Roman" w:hAnsi="Times New Roman" w:eastAsia="FangSong" w:cs="Times New Roman"/>
+        </w:rPr>
+        <w:t>减压</w:t>
+      </w:r>
+      <w:r>
+        <w:rPr>
+          <w:rFonts w:hint="eastAsia" w:ascii="Times New Roman" w:hAnsi="Times New Roman" w:eastAsia="Times New Roman" w:cs="Times New Roman"/>
+        </w:rPr>
+        <w:t>）</w:t>
+      </w:r>
+      <w:r>
+        <w:rPr>
+          <w:rFonts w:ascii="Times New Roman" w:hAnsi="Times New Roman" w:eastAsia="Times New Roman" w:cs="Times New Roman"/>
+        </w:rPr>
+        <w:t xml:space="preserve"> </w:t>
+      </w:r>
+    </w:p>
+    <w:p>
+      <w:pPr>
+        <w:pStyle w:val="BodyText"/>
         <w:spacing w:before="0" w:after="0"/>
-      </w:pPr>
-      <w:r>
-        <w:rPr>
-          <w:rFonts w:ascii="Times New Roman" w:hAnsi="Times New Roman" w:eastAsia="Times New Roman" w:cs="Times New Roman"/>
-        </w:rPr>
-        <w:t xml:space="preserve">B. </w:t>
-      </w:r>
-      <w:r>
-        <w:rPr>
-          <w:rFonts w:hint="eastAsia" w:ascii="Times New Roman" w:hAnsi="Times New Roman" w:eastAsia="FangSong" w:cs="Times New Roman"/>
-        </w:rPr>
-        <w:t>增大容器体积</w:t>
-      </w:r>
-      <w:r>
-        <w:rPr>
-          <w:rFonts w:hint="eastAsia" w:ascii="Times New Roman" w:hAnsi="Times New Roman" w:eastAsia="Times New Roman" w:cs="Times New Roman"/>
-        </w:rPr>
-        <w:t>（</w:t>
-      </w:r>
-      <w:r>
-        <w:rPr>
-          <w:rFonts w:hint="eastAsia" w:ascii="Times New Roman" w:hAnsi="Times New Roman" w:eastAsia="FangSong" w:cs="Times New Roman"/>
-        </w:rPr>
-        <w:t>减压</w:t>
-      </w:r>
-      <w:r>
-        <w:rPr>
-          <w:rFonts w:hint="eastAsia" w:ascii="Times New Roman" w:hAnsi="Times New Roman" w:eastAsia="Times New Roman" w:cs="Times New Roman"/>
-        </w:rPr>
-        <w:t>）</w:t>
+        <w:ind w:left="480" w:hanging="480"/>
+      </w:pPr>
+      <w:r>
+        <w:rPr>
+          <w:rFonts w:ascii="Times New Roman" w:hAnsi="Times New Roman" w:eastAsia="Times New Roman" w:cs="Times New Roman"/>
+        </w:rPr>
+        <w:t xml:space="preserve">C. </w:t>
+      </w:r>
+      <w:r>
+        <w:rPr>
+          <w:rFonts w:hint="eastAsia" w:ascii="Times New Roman" w:hAnsi="Times New Roman" w:eastAsia="FangSong" w:cs="Times New Roman"/>
+        </w:rPr>
+        <w:t>加入</w:t>
+      </w:r>
+      <w:r>
+        <w:rPr>
+          <w:rFonts w:hint="eastAsia" w:ascii="Times New Roman" w:hAnsi="Times New Roman" w:eastAsia="Times New Roman" w:cs="Times New Roman"/>
+        </w:rPr>
+        <w:t>N</w:t>
+      </w:r>
+      <w:r>
+        <w:rPr>
+          <w:rFonts w:hint="eastAsia" w:ascii="Times New Roman" w:hAnsi="Times New Roman" w:eastAsia="Times New Roman" w:cs="Times New Roman"/>
+          <w:vertAlign w:val="subscript"/>
+        </w:rPr>
+        <w:t>2</w:t>
+      </w:r>
+      <w:r>
+        <w:rPr>
+          <w:rFonts w:hint="eastAsia" w:ascii="Times New Roman" w:hAnsi="Times New Roman" w:eastAsia="Times New Roman" w:cs="Times New Roman"/>
+        </w:rPr>
+        <w:t>O</w:t>
+      </w:r>
+      <w:r>
+        <w:rPr>
+          <w:rFonts w:hint="eastAsia" w:ascii="Times New Roman" w:hAnsi="Times New Roman" w:eastAsia="Times New Roman" w:cs="Times New Roman"/>
+          <w:vertAlign w:val="subscript"/>
+        </w:rPr>
+        <w:t>4</w:t>
       </w:r>
       <w:r>
         <w:rPr>
@@ -8404,59 +8459,8 @@
     <w:p>
       <w:pPr>
         <w:pStyle w:val="BodyText"/>
+        <w:spacing w:before="0" w:after="0"/>
         <w:ind w:left="480" w:hanging="480"/>
-        <w:spacing w:before="0" w:after="0"/>
-      </w:pPr>
-      <w:r>
-        <w:rPr>
-          <w:rFonts w:ascii="Times New Roman" w:hAnsi="Times New Roman" w:eastAsia="Times New Roman" w:cs="Times New Roman"/>
-        </w:rPr>
-        <w:t xml:space="preserve">C. </w:t>
-      </w:r>
-      <w:r>
-        <w:rPr>
-          <w:rFonts w:hint="eastAsia" w:ascii="Times New Roman" w:hAnsi="Times New Roman" w:eastAsia="FangSong" w:cs="Times New Roman"/>
-        </w:rPr>
-        <w:t>加入</w:t>
-      </w:r>
-      <w:r>
-        <w:rPr>
-          <w:rFonts w:hint="eastAsia" w:ascii="Times New Roman" w:hAnsi="Times New Roman" w:eastAsia="Times New Roman" w:cs="Times New Roman"/>
-        </w:rPr>
-        <w:t>N</w:t>
-      </w:r>
-      <w:r>
-        <w:rPr>
-          <w:rFonts w:hint="eastAsia" w:ascii="Times New Roman" w:hAnsi="Times New Roman" w:eastAsia="Times New Roman" w:cs="Times New Roman"/>
-          <w:vertAlign w:val="subscript"/>
-        </w:rPr>
-        <w:t>2</w:t>
-      </w:r>
-      <w:r>
-        <w:rPr>
-          <w:rFonts w:hint="eastAsia" w:ascii="Times New Roman" w:hAnsi="Times New Roman" w:eastAsia="Times New Roman" w:cs="Times New Roman"/>
-        </w:rPr>
-        <w:t>O</w:t>
-      </w:r>
-      <w:r>
-        <w:rPr>
-          <w:rFonts w:hint="eastAsia" w:ascii="Times New Roman" w:hAnsi="Times New Roman" w:eastAsia="Times New Roman" w:cs="Times New Roman"/>
-          <w:vertAlign w:val="subscript"/>
-        </w:rPr>
-        <w:t>4</w:t>
-      </w:r>
-      <w:r>
-        <w:rPr>
-          <w:rFonts w:ascii="Times New Roman" w:hAnsi="Times New Roman" w:eastAsia="Times New Roman" w:cs="Times New Roman"/>
-        </w:rPr>
-        <w:t xml:space="preserve"> </w:t>
-      </w:r>
-    </w:p>
-    <w:p>
-      <w:pPr>
-        <w:pStyle w:val="BodyText"/>
-        <w:ind w:left="480" w:hanging="480"/>
-        <w:spacing w:before="0" w:after="180"/>
       </w:pPr>
       <w:r>
         <w:rPr>
@@ -9400,8 +9404,8 @@
     <w:p>
       <w:pPr>
         <w:pStyle w:val="BodyText"/>
+        <w:spacing w:before="0" w:after="0"/>
         <w:ind w:left="480" w:hanging="480"/>
-        <w:spacing w:after="0"/>
       </w:pPr>
       <w:r>
         <w:rPr>
@@ -9574,47 +9578,47 @@
     <w:p>
       <w:pPr>
         <w:pStyle w:val="BodyText"/>
+        <w:spacing w:before="0" w:after="0"/>
         <w:ind w:left="480" w:hanging="480"/>
+      </w:pPr>
+      <w:r>
+        <w:rPr>
+          <w:rFonts w:ascii="Times New Roman" w:hAnsi="Times New Roman" w:eastAsia="Times New Roman" w:cs="Times New Roman"/>
+        </w:rPr>
+        <w:t xml:space="preserve">(A)+,-,-; </w:t>
+      </w:r>
+    </w:p>
+    <w:p>
+      <w:pPr>
+        <w:pStyle w:val="BodyText"/>
         <w:spacing w:before="0" w:after="0"/>
-      </w:pPr>
-      <w:r>
-        <w:rPr>
-          <w:rFonts w:ascii="Times New Roman" w:hAnsi="Times New Roman" w:eastAsia="Times New Roman" w:cs="Times New Roman"/>
-        </w:rPr>
-        <w:t xml:space="preserve">(A)+,-,-; </w:t>
+        <w:ind w:left="480" w:hanging="480"/>
+      </w:pPr>
+      <w:r>
+        <w:rPr>
+          <w:rFonts w:ascii="Times New Roman" w:hAnsi="Times New Roman" w:eastAsia="Times New Roman" w:cs="Times New Roman"/>
+        </w:rPr>
+        <w:t xml:space="preserve">(B)+,+,-; </w:t>
       </w:r>
     </w:p>
     <w:p>
       <w:pPr>
         <w:pStyle w:val="BodyText"/>
+        <w:spacing w:before="0" w:after="0"/>
         <w:ind w:left="480" w:hanging="480"/>
+      </w:pPr>
+      <w:r>
+        <w:rPr>
+          <w:rFonts w:ascii="Times New Roman" w:hAnsi="Times New Roman" w:eastAsia="Times New Roman" w:cs="Times New Roman"/>
+        </w:rPr>
+        <w:t xml:space="preserve">(C)-,+,-; </w:t>
+      </w:r>
+    </w:p>
+    <w:p>
+      <w:pPr>
+        <w:pStyle w:val="BodyText"/>
         <w:spacing w:before="0" w:after="0"/>
-      </w:pPr>
-      <w:r>
-        <w:rPr>
-          <w:rFonts w:ascii="Times New Roman" w:hAnsi="Times New Roman" w:eastAsia="Times New Roman" w:cs="Times New Roman"/>
-        </w:rPr>
-        <w:t xml:space="preserve">(B)+,+,-; </w:t>
-      </w:r>
-    </w:p>
-    <w:p>
-      <w:pPr>
-        <w:pStyle w:val="BodyText"/>
         <w:ind w:left="480" w:hanging="480"/>
-        <w:spacing w:before="0" w:after="0"/>
-      </w:pPr>
-      <w:r>
-        <w:rPr>
-          <w:rFonts w:ascii="Times New Roman" w:hAnsi="Times New Roman" w:eastAsia="Times New Roman" w:cs="Times New Roman"/>
-        </w:rPr>
-        <w:t xml:space="preserve">(C)-,+,-; </w:t>
-      </w:r>
-    </w:p>
-    <w:p>
-      <w:pPr>
-        <w:pStyle w:val="BodyText"/>
-        <w:ind w:left="480" w:hanging="480"/>
-        <w:spacing w:before="0" w:after="180"/>
       </w:pPr>
       <w:r>
         <w:rPr>
@@ -14613,7 +14617,7 @@
     <ns0:rPr>
       <ns0:rFonts ns0:ascii="Times New Roman" ns0:cs="Times New Roman" ns0:eastAsia="SimHei" ns0:hAnsi="Times New Roman"/>
       <ns0:b/>
-      <ns0:color ns0:val="17324D"/>
+      <ns0:color ns0:val="000000"/>
       <ns0:sz ns0:val="44"/>
       <ns0:szCs ns0:val="56"/>
     </ns0:rPr>
@@ -14755,7 +14759,7 @@
     <ns0:rPr>
       <ns0:rFonts ns0:ascii="Times New Roman" ns0:cs="Times New Roman" ns0:eastAsia="SimHei" ns0:hAnsi="Times New Roman"/>
       <ns0:b/>
-      <ns0:color ns0:val="17324D"/>
+      <ns0:color ns0:val="000000"/>
       <ns0:sz ns0:val="32"/>
       <ns0:szCs ns0:val="40"/>
     </ns0:rPr>
@@ -14779,7 +14783,7 @@
     <ns0:rPr>
       <ns0:rFonts ns0:ascii="Times New Roman" ns0:cs="Times New Roman" ns0:eastAsia="SimHei" ns0:hAnsi="Times New Roman"/>
       <ns0:b/>
-      <ns0:color ns0:val="17324D"/>
+      <ns0:color ns0:val="000000"/>
       <ns0:sz ns0:val="28"/>
       <ns0:szCs ns0:val="32"/>
     </ns0:rPr>
@@ -14803,7 +14807,7 @@
     <ns0:rPr>
       <ns0:rFonts ns0:ascii="Times New Roman" ns0:cs="Times New Roman" ns0:eastAsia="SimHei" ns0:hAnsi="Times New Roman"/>
       <ns0:b/>
-      <ns0:color ns0:val="17324D"/>
+      <ns0:color ns0:val="000000"/>
       <ns0:sz ns0:val="25"/>
       <ns0:szCs ns0:val="28"/>
     </ns0:rPr>
